--- a/files/Ima_Kennerly_Resume_ProductionDevelopment.docx
+++ b/files/Ima_Kennerly_Resume_ProductionDevelopment.docx
@@ -4,7 +4,7 @@
   <w:body>
     <w:p>
       <w:pPr>
-        <w:spacing w:after="40"/>
+        <w:spacing w:after="70"/>
         <w:jc w:val="center"/>
       </w:pPr>
       <w:r>
@@ -55,9 +55,9 @@
     <w:p>
       <w:pPr>
         <w:tabs>
-          <w:tab w:val="right" w:pos="9360"/>
+          <w:tab w:val="right" w:pos="10440"/>
         </w:tabs>
-        <w:spacing w:after="10" w:before="100"/>
+        <w:spacing w:after="10" w:before="150"/>
       </w:pPr>
       <w:r>
         <w:rPr>
@@ -173,9 +173,9 @@
     <w:p>
       <w:pPr>
         <w:tabs>
-          <w:tab w:val="right" w:pos="9360"/>
+          <w:tab w:val="right" w:pos="10440"/>
         </w:tabs>
-        <w:spacing w:after="10" w:before="100"/>
+        <w:spacing w:after="10" w:before="150"/>
       </w:pPr>
       <w:r>
         <w:rPr>
@@ -209,7 +209,7 @@
           <w:ilvl w:val="0"/>
           <w:numId w:val="2"/>
         </w:numPr>
-        <w:spacing w:after="40"/>
+        <w:spacing w:after="70"/>
       </w:pPr>
       <w:r>
         <w:rPr>
@@ -227,7 +227,7 @@
           <w:ilvl w:val="0"/>
           <w:numId w:val="2"/>
         </w:numPr>
-        <w:spacing w:after="40"/>
+        <w:spacing w:after="70"/>
       </w:pPr>
       <w:r>
         <w:rPr>
@@ -241,9 +241,9 @@
     <w:p>
       <w:pPr>
         <w:tabs>
-          <w:tab w:val="right" w:pos="9360"/>
+          <w:tab w:val="right" w:pos="10440"/>
         </w:tabs>
-        <w:spacing w:after="10" w:before="100"/>
+        <w:spacing w:after="10" w:before="150"/>
       </w:pPr>
       <w:r>
         <w:rPr>
@@ -277,7 +277,7 @@
           <w:ilvl w:val="0"/>
           <w:numId w:val="2"/>
         </w:numPr>
-        <w:spacing w:after="40"/>
+        <w:spacing w:after="70"/>
       </w:pPr>
       <w:r>
         <w:rPr>
@@ -291,9 +291,9 @@
     <w:p>
       <w:pPr>
         <w:tabs>
-          <w:tab w:val="right" w:pos="9360"/>
+          <w:tab w:val="right" w:pos="10440"/>
         </w:tabs>
-        <w:spacing w:after="10" w:before="100"/>
+        <w:spacing w:after="10" w:before="150"/>
       </w:pPr>
       <w:r>
         <w:rPr>
@@ -327,7 +327,7 @@
           <w:ilvl w:val="0"/>
           <w:numId w:val="2"/>
         </w:numPr>
-        <w:spacing w:after="40"/>
+        <w:spacing w:after="70"/>
       </w:pPr>
       <w:r>
         <w:rPr>
@@ -341,9 +341,9 @@
     <w:p>
       <w:pPr>
         <w:tabs>
-          <w:tab w:val="right" w:pos="9360"/>
+          <w:tab w:val="right" w:pos="10440"/>
         </w:tabs>
-        <w:spacing w:after="10" w:before="100"/>
+        <w:spacing w:after="10" w:before="150"/>
       </w:pPr>
       <w:r>
         <w:rPr>
@@ -377,7 +377,7 @@
           <w:ilvl w:val="0"/>
           <w:numId w:val="2"/>
         </w:numPr>
-        <w:spacing w:after="40"/>
+        <w:spacing w:after="70"/>
       </w:pPr>
       <w:r>
         <w:rPr>
@@ -395,7 +395,7 @@
           <w:ilvl w:val="0"/>
           <w:numId w:val="2"/>
         </w:numPr>
-        <w:spacing w:after="40"/>
+        <w:spacing w:after="70"/>
       </w:pPr>
       <w:r>
         <w:rPr>
@@ -409,9 +409,9 @@
     <w:p>
       <w:pPr>
         <w:tabs>
-          <w:tab w:val="right" w:pos="9360"/>
+          <w:tab w:val="right" w:pos="10440"/>
         </w:tabs>
-        <w:spacing w:after="10" w:before="100"/>
+        <w:spacing w:after="10" w:before="150"/>
       </w:pPr>
       <w:r>
         <w:rPr>
@@ -445,7 +445,7 @@
           <w:ilvl w:val="0"/>
           <w:numId w:val="2"/>
         </w:numPr>
-        <w:spacing w:after="40"/>
+        <w:spacing w:after="70"/>
       </w:pPr>
       <w:r>
         <w:rPr>
@@ -459,9 +459,9 @@
     <w:p>
       <w:pPr>
         <w:tabs>
-          <w:tab w:val="right" w:pos="9360"/>
+          <w:tab w:val="right" w:pos="10440"/>
         </w:tabs>
-        <w:spacing w:after="10" w:before="100"/>
+        <w:spacing w:after="10" w:before="150"/>
       </w:pPr>
       <w:r>
         <w:rPr>
@@ -495,7 +495,7 @@
           <w:ilvl w:val="0"/>
           <w:numId w:val="2"/>
         </w:numPr>
-        <w:spacing w:after="40"/>
+        <w:spacing w:after="70"/>
       </w:pPr>
       <w:r>
         <w:rPr>
@@ -509,9 +509,9 @@
     <w:p>
       <w:pPr>
         <w:tabs>
-          <w:tab w:val="right" w:pos="9360"/>
+          <w:tab w:val="right" w:pos="10440"/>
         </w:tabs>
-        <w:spacing w:after="10" w:before="100"/>
+        <w:spacing w:after="10" w:before="150"/>
       </w:pPr>
       <w:r>
         <w:rPr>
@@ -545,7 +545,7 @@
           <w:ilvl w:val="0"/>
           <w:numId w:val="2"/>
         </w:numPr>
-        <w:spacing w:after="40"/>
+        <w:spacing w:after="70"/>
       </w:pPr>
       <w:r>
         <w:rPr>
@@ -578,9 +578,77 @@
     <w:p>
       <w:pPr>
         <w:tabs>
-          <w:tab w:val="right" w:pos="9360"/>
+          <w:tab w:val="right" w:pos="10440"/>
         </w:tabs>
-        <w:spacing w:after="10" w:before="100"/>
+        <w:spacing w:after="10" w:before="150"/>
+      </w:pPr>
+      <w:r>
+        <w:rPr>
+          <w:rFonts w:ascii="Calibri" w:cs="Calibri" w:eastAsia="Calibri" w:hAnsi="Calibri"/>
+          <w:b/>
+          <w:bCs/>
+          <w:sz w:val="20"/>
+          <w:szCs w:val="20"/>
+        </w:rPr>
+        <w:t xml:space="preserve">Incentive Radar — Owner</w:t>
+      </w:r>
+      <w:r>
+        <w:t xml:space="preserve">	</w:t>
+      </w:r>
+      <w:r>
+        <w:rPr>
+          <w:rFonts w:ascii="Calibri" w:cs="Calibri" w:eastAsia="Calibri" w:hAnsi="Calibri"/>
+          <w:i/>
+          <w:iCs/>
+          <w:color w:val="444444"/>
+          <w:sz w:val="18"/>
+          <w:szCs w:val="18"/>
+        </w:rPr>
+        <w:t xml:space="preserve">Sept 2026 – Present</w:t>
+      </w:r>
+    </w:p>
+    <w:p>
+      <w:pPr>
+        <w:pStyle w:val="ListParagraph"/>
+        <w:numPr>
+          <w:ilvl w:val="0"/>
+          <w:numId w:val="2"/>
+        </w:numPr>
+        <w:spacing w:after="70"/>
+      </w:pPr>
+      <w:r>
+        <w:rPr>
+          <w:rFonts w:ascii="Calibri" w:cs="Calibri" w:eastAsia="Calibri" w:hAnsi="Calibri"/>
+          <w:sz w:val="20"/>
+          <w:szCs w:val="20"/>
+        </w:rPr>
+        <w:t xml:space="preserve">Founded and operate a B2B dataset tracking where US film and TV production money goes — credit allocations, qualified spend, and filming days, compared by state.</w:t>
+      </w:r>
+    </w:p>
+    <w:p>
+      <w:pPr>
+        <w:pStyle w:val="ListParagraph"/>
+        <w:numPr>
+          <w:ilvl w:val="0"/>
+          <w:numId w:val="2"/>
+        </w:numPr>
+        <w:spacing w:after="70"/>
+      </w:pPr>
+      <w:r>
+        <w:rPr>
+          <w:rFonts w:ascii="Calibri" w:cs="Calibri" w:eastAsia="Calibri" w:hAnsi="Calibri"/>
+          <w:sz w:val="20"/>
+          <w:szCs w:val="20"/>
+        </w:rPr>
+        <w:t xml:space="preserve">Built the pipeline end to end: automated daily ingest from state film-office and audit disclosures, validation sourced to the line, and a recurring subscriber digest.</w:t>
+      </w:r>
+    </w:p>
+    <w:p>
+      <w:pPr>
+        <w:tabs>
+          <w:tab w:val="right" w:pos="10440"/>
+        </w:tabs>
+        <w:spacing w:after="10" w:before="150"/>
       </w:pPr>
       <w:r>
         <w:rPr>
@@ -614,7 +682,7 @@
           <w:ilvl w:val="0"/>
           <w:numId w:val="2"/>
         </w:numPr>
-        <w:spacing w:after="40"/>
+        <w:spacing w:after="70"/>
       </w:pPr>
       <w:r>
         <w:rPr>
@@ -647,9 +715,9 @@
     <w:p>
       <w:pPr>
         <w:tabs>
-          <w:tab w:val="right" w:pos="9360"/>
+          <w:tab w:val="right" w:pos="10440"/>
         </w:tabs>
-        <w:spacing w:after="10" w:before="100"/>
+        <w:spacing w:after="10" w:before="150"/>
       </w:pPr>
       <w:r>
         <w:rPr>
@@ -683,7 +751,7 @@
           <w:ilvl w:val="0"/>
           <w:numId w:val="2"/>
         </w:numPr>
-        <w:spacing w:after="40"/>
+        <w:spacing w:after="70"/>
       </w:pPr>
       <w:r>
         <w:rPr>
@@ -701,7 +769,7 @@
           <w:ilvl w:val="0"/>
           <w:numId w:val="2"/>
         </w:numPr>
-        <w:spacing w:after="40"/>
+        <w:spacing w:after="70"/>
       </w:pPr>
       <w:r>
         <w:rPr>
@@ -715,9 +783,9 @@
     <w:p>
       <w:pPr>
         <w:tabs>
-          <w:tab w:val="right" w:pos="9360"/>
+          <w:tab w:val="right" w:pos="10440"/>
         </w:tabs>
-        <w:spacing w:after="10" w:before="100"/>
+        <w:spacing w:after="10" w:before="150"/>
       </w:pPr>
       <w:r>
         <w:rPr>
@@ -751,7 +819,7 @@
           <w:ilvl w:val="0"/>
           <w:numId w:val="2"/>
         </w:numPr>
-        <w:spacing w:after="40"/>
+        <w:spacing w:after="70"/>
       </w:pPr>
       <w:r>
         <w:rPr>
@@ -769,7 +837,7 @@
           <w:ilvl w:val="0"/>
           <w:numId w:val="2"/>
         </w:numPr>
-        <w:spacing w:after="40"/>
+        <w:spacing w:after="70"/>
       </w:pPr>
       <w:r>
         <w:rPr>
@@ -783,9 +851,9 @@
     <w:p>
       <w:pPr>
         <w:tabs>
-          <w:tab w:val="right" w:pos="9360"/>
+          <w:tab w:val="right" w:pos="10440"/>
         </w:tabs>
-        <w:spacing w:after="10" w:before="100"/>
+        <w:spacing w:after="10" w:before="150"/>
       </w:pPr>
       <w:r>
         <w:rPr>
@@ -819,7 +887,7 @@
           <w:ilvl w:val="0"/>
           <w:numId w:val="2"/>
         </w:numPr>
-        <w:spacing w:after="40"/>
+        <w:spacing w:after="70"/>
       </w:pPr>
       <w:r>
         <w:rPr>
@@ -920,7 +988,7 @@
     </w:p>
     <w:sectPr>
       <w:pgSz w:w="12240" w:h="15840" w:orient="portrait"/>
-      <w:pgMar w:top="620" w:right="620" w:bottom="620" w:left="620" w:header="708" w:footer="708" w:gutter="0"/>
+      <w:pgMar w:top="700" w:right="900" w:bottom="700" w:left="900" w:header="708" w:footer="708" w:gutter="0"/>
       <w:pgNumType/>
       <w:docGrid w:linePitch="360"/>
     </w:sectPr>

--- a/files/Ima_Kennerly_Resume_ProductionDevelopment.docx
+++ b/files/Ima_Kennerly_Resume_ProductionDevelopment.docx
@@ -38,7 +38,7 @@
         <w:pBdr>
           <w:bottom w:val="single" w:color="1A1A1A" w:sz="6" w:space="2"/>
         </w:pBdr>
-        <w:spacing w:after="90" w:before="220"/>
+        <w:spacing w:after="120" w:before="320"/>
       </w:pPr>
       <w:r>
         <w:rPr>
@@ -54,9 +54,6 @@
     </w:p>
     <w:p>
       <w:pPr>
-        <w:tabs>
-          <w:tab w:val="right" w:pos="10440"/>
-        </w:tabs>
         <w:spacing w:after="10" w:before="150"/>
       </w:pPr>
       <w:r>
@@ -70,7 +67,13 @@
         <w:t xml:space="preserve">Syracuse University, S.I. Newhouse School of Public Communications — Syracuse, NY</w:t>
       </w:r>
       <w:r>
-        <w:t xml:space="preserve">	</w:t>
+        <w:rPr>
+          <w:rFonts w:ascii="Calibri" w:cs="Calibri" w:eastAsia="Calibri" w:hAnsi="Calibri"/>
+          <w:color w:val="888888"/>
+          <w:sz w:val="18"/>
+          <w:szCs w:val="18"/>
+        </w:rPr>
+        <w:t xml:space="preserve">   |   </w:t>
       </w:r>
       <w:r>
         <w:rPr>
@@ -156,7 +159,7 @@
         <w:pBdr>
           <w:bottom w:val="single" w:color="1A1A1A" w:sz="6" w:space="2"/>
         </w:pBdr>
-        <w:spacing w:after="90" w:before="220"/>
+        <w:spacing w:after="120" w:before="320"/>
       </w:pPr>
       <w:r>
         <w:rPr>
@@ -172,9 +175,6 @@
     </w:p>
     <w:p>
       <w:pPr>
-        <w:tabs>
-          <w:tab w:val="right" w:pos="10440"/>
-        </w:tabs>
         <w:spacing w:after="10" w:before="150"/>
       </w:pPr>
       <w:r>
@@ -188,7 +188,13 @@
         <w:t xml:space="preserve">Spring, Again — Lead Producer</w:t>
       </w:r>
       <w:r>
-        <w:t xml:space="preserve">	</w:t>
+        <w:rPr>
+          <w:rFonts w:ascii="Calibri" w:cs="Calibri" w:eastAsia="Calibri" w:hAnsi="Calibri"/>
+          <w:color w:val="888888"/>
+          <w:sz w:val="18"/>
+          <w:szCs w:val="18"/>
+        </w:rPr>
+        <w:t xml:space="preserve">   |   </w:t>
       </w:r>
       <w:r>
         <w:rPr>
@@ -240,9 +246,6 @@
     </w:p>
     <w:p>
       <w:pPr>
-        <w:tabs>
-          <w:tab w:val="right" w:pos="10440"/>
-        </w:tabs>
         <w:spacing w:after="10" w:before="150"/>
       </w:pPr>
       <w:r>
@@ -256,7 +259,13 @@
         <w:t xml:space="preserve">Pig/Dog — Screenwriter &amp; Room Contributor</w:t>
       </w:r>
       <w:r>
-        <w:t xml:space="preserve">	</w:t>
+        <w:rPr>
+          <w:rFonts w:ascii="Calibri" w:cs="Calibri" w:eastAsia="Calibri" w:hAnsi="Calibri"/>
+          <w:color w:val="888888"/>
+          <w:sz w:val="18"/>
+          <w:szCs w:val="18"/>
+        </w:rPr>
+        <w:t xml:space="preserve">   |   </w:t>
       </w:r>
       <w:r>
         <w:rPr>
@@ -290,9 +299,6 @@
     </w:p>
     <w:p>
       <w:pPr>
-        <w:tabs>
-          <w:tab w:val="right" w:pos="10440"/>
-        </w:tabs>
         <w:spacing w:after="10" w:before="150"/>
       </w:pPr>
       <w:r>
@@ -306,7 +312,13 @@
         <w:t xml:space="preserve">Independent Script Development Project — Development Analyst</w:t>
       </w:r>
       <w:r>
-        <w:t xml:space="preserve">	</w:t>
+        <w:rPr>
+          <w:rFonts w:ascii="Calibri" w:cs="Calibri" w:eastAsia="Calibri" w:hAnsi="Calibri"/>
+          <w:color w:val="888888"/>
+          <w:sz w:val="18"/>
+          <w:szCs w:val="18"/>
+        </w:rPr>
+        <w:t xml:space="preserve">   |   </w:t>
       </w:r>
       <w:r>
         <w:rPr>
@@ -340,9 +352,6 @@
     </w:p>
     <w:p>
       <w:pPr>
-        <w:tabs>
-          <w:tab w:val="right" w:pos="10440"/>
-        </w:tabs>
         <w:spacing w:after="10" w:before="150"/>
       </w:pPr>
       <w:r>
@@ -356,7 +365,13 @@
         <w:t xml:space="preserve">Desert Island Studios — Production Intern</w:t>
       </w:r>
       <w:r>
-        <w:t xml:space="preserve">	</w:t>
+        <w:rPr>
+          <w:rFonts w:ascii="Calibri" w:cs="Calibri" w:eastAsia="Calibri" w:hAnsi="Calibri"/>
+          <w:color w:val="888888"/>
+          <w:sz w:val="18"/>
+          <w:szCs w:val="18"/>
+        </w:rPr>
+        <w:t xml:space="preserve">   |   </w:t>
       </w:r>
       <w:r>
         <w:rPr>
@@ -408,9 +423,6 @@
     </w:p>
     <w:p>
       <w:pPr>
-        <w:tabs>
-          <w:tab w:val="right" w:pos="10440"/>
-        </w:tabs>
         <w:spacing w:after="10" w:before="150"/>
       </w:pPr>
       <w:r>
@@ -424,7 +436,13 @@
         <w:t xml:space="preserve">North East Productions — Assistant Camera &amp; Event Coordinator</w:t>
       </w:r>
       <w:r>
-        <w:t xml:space="preserve">	</w:t>
+        <w:rPr>
+          <w:rFonts w:ascii="Calibri" w:cs="Calibri" w:eastAsia="Calibri" w:hAnsi="Calibri"/>
+          <w:color w:val="888888"/>
+          <w:sz w:val="18"/>
+          <w:szCs w:val="18"/>
+        </w:rPr>
+        <w:t xml:space="preserve">   |   </w:t>
       </w:r>
       <w:r>
         <w:rPr>
@@ -458,9 +476,6 @@
     </w:p>
     <w:p>
       <w:pPr>
-        <w:tabs>
-          <w:tab w:val="right" w:pos="10440"/>
-        </w:tabs>
         <w:spacing w:after="10" w:before="150"/>
       </w:pPr>
       <w:r>
@@ -474,7 +489,13 @@
         <w:t xml:space="preserve">Bold Soul Studios — Production Assistant</w:t>
       </w:r>
       <w:r>
-        <w:t xml:space="preserve">	</w:t>
+        <w:rPr>
+          <w:rFonts w:ascii="Calibri" w:cs="Calibri" w:eastAsia="Calibri" w:hAnsi="Calibri"/>
+          <w:color w:val="888888"/>
+          <w:sz w:val="18"/>
+          <w:szCs w:val="18"/>
+        </w:rPr>
+        <w:t xml:space="preserve">   |   </w:t>
       </w:r>
       <w:r>
         <w:rPr>
@@ -508,9 +529,6 @@
     </w:p>
     <w:p>
       <w:pPr>
-        <w:tabs>
-          <w:tab w:val="right" w:pos="10440"/>
-        </w:tabs>
         <w:spacing w:after="10" w:before="150"/>
       </w:pPr>
       <w:r>
@@ -524,7 +542,13 @@
         <w:t xml:space="preserve">Missed You — Writer, Director &amp; Producer</w:t>
       </w:r>
       <w:r>
-        <w:t xml:space="preserve">	</w:t>
+        <w:rPr>
+          <w:rFonts w:ascii="Calibri" w:cs="Calibri" w:eastAsia="Calibri" w:hAnsi="Calibri"/>
+          <w:color w:val="888888"/>
+          <w:sz w:val="18"/>
+          <w:szCs w:val="18"/>
+        </w:rPr>
+        <w:t xml:space="preserve">   |   </w:t>
       </w:r>
       <w:r>
         <w:rPr>
@@ -561,7 +585,7 @@
         <w:pBdr>
           <w:bottom w:val="single" w:color="1A1A1A" w:sz="6" w:space="2"/>
         </w:pBdr>
-        <w:spacing w:after="90" w:before="220"/>
+        <w:spacing w:after="120" w:before="320"/>
       </w:pPr>
       <w:r>
         <w:rPr>
@@ -577,9 +601,6 @@
     </w:p>
     <w:p>
       <w:pPr>
-        <w:tabs>
-          <w:tab w:val="right" w:pos="10440"/>
-        </w:tabs>
         <w:spacing w:after="10" w:before="150"/>
       </w:pPr>
       <w:r>
@@ -593,7 +614,13 @@
         <w:t xml:space="preserve">Incentive Radar — Owner</w:t>
       </w:r>
       <w:r>
-        <w:t xml:space="preserve">	</w:t>
+        <w:rPr>
+          <w:rFonts w:ascii="Calibri" w:cs="Calibri" w:eastAsia="Calibri" w:hAnsi="Calibri"/>
+          <w:color w:val="888888"/>
+          <w:sz w:val="18"/>
+          <w:szCs w:val="18"/>
+        </w:rPr>
+        <w:t xml:space="preserve">   |   </w:t>
       </w:r>
       <w:r>
         <w:rPr>
@@ -645,9 +672,6 @@
     </w:p>
     <w:p>
       <w:pPr>
-        <w:tabs>
-          <w:tab w:val="right" w:pos="10440"/>
-        </w:tabs>
         <w:spacing w:after="10" w:before="150"/>
       </w:pPr>
       <w:r>
@@ -661,7 +685,13 @@
         <w:t xml:space="preserve">Research Assistant to Dr. Tessa Murphy — Syracuse University</w:t>
       </w:r>
       <w:r>
-        <w:t xml:space="preserve">	</w:t>
+        <w:rPr>
+          <w:rFonts w:ascii="Calibri" w:cs="Calibri" w:eastAsia="Calibri" w:hAnsi="Calibri"/>
+          <w:color w:val="888888"/>
+          <w:sz w:val="18"/>
+          <w:szCs w:val="18"/>
+        </w:rPr>
+        <w:t xml:space="preserve">   |   </w:t>
       </w:r>
       <w:r>
         <w:rPr>
@@ -698,7 +728,7 @@
         <w:pBdr>
           <w:bottom w:val="single" w:color="1A1A1A" w:sz="6" w:space="2"/>
         </w:pBdr>
-        <w:spacing w:after="90" w:before="220"/>
+        <w:spacing w:after="120" w:before="320"/>
       </w:pPr>
       <w:r>
         <w:rPr>
@@ -714,9 +744,6 @@
     </w:p>
     <w:p>
       <w:pPr>
-        <w:tabs>
-          <w:tab w:val="right" w:pos="10440"/>
-        </w:tabs>
         <w:spacing w:after="10" w:before="150"/>
       </w:pPr>
       <w:r>
@@ -730,7 +757,13 @@
         <w:t xml:space="preserve">Syracuse University Honors Advisory Board — Vice President</w:t>
       </w:r>
       <w:r>
-        <w:t xml:space="preserve">	</w:t>
+        <w:rPr>
+          <w:rFonts w:ascii="Calibri" w:cs="Calibri" w:eastAsia="Calibri" w:hAnsi="Calibri"/>
+          <w:color w:val="888888"/>
+          <w:sz w:val="18"/>
+          <w:szCs w:val="18"/>
+        </w:rPr>
+        <w:t xml:space="preserve">   |   </w:t>
       </w:r>
       <w:r>
         <w:rPr>
@@ -782,9 +815,6 @@
     </w:p>
     <w:p>
       <w:pPr>
-        <w:tabs>
-          <w:tab w:val="right" w:pos="10440"/>
-        </w:tabs>
         <w:spacing w:after="10" w:before="150"/>
       </w:pPr>
       <w:r>
@@ -798,7 +828,13 @@
         <w:t xml:space="preserve">Syracuse University Black Honors Society — Secretary</w:t>
       </w:r>
       <w:r>
-        <w:t xml:space="preserve">	</w:t>
+        <w:rPr>
+          <w:rFonts w:ascii="Calibri" w:cs="Calibri" w:eastAsia="Calibri" w:hAnsi="Calibri"/>
+          <w:color w:val="888888"/>
+          <w:sz w:val="18"/>
+          <w:szCs w:val="18"/>
+        </w:rPr>
+        <w:t xml:space="preserve">   |   </w:t>
       </w:r>
       <w:r>
         <w:rPr>
@@ -850,9 +886,6 @@
     </w:p>
     <w:p>
       <w:pPr>
-        <w:tabs>
-          <w:tab w:val="right" w:pos="10440"/>
-        </w:tabs>
         <w:spacing w:after="10" w:before="150"/>
       </w:pPr>
       <w:r>
@@ -866,7 +899,13 @@
         <w:t xml:space="preserve">Tualatin Hills Parks and Recreation — Program Leader</w:t>
       </w:r>
       <w:r>
-        <w:t xml:space="preserve">	</w:t>
+        <w:rPr>
+          <w:rFonts w:ascii="Calibri" w:cs="Calibri" w:eastAsia="Calibri" w:hAnsi="Calibri"/>
+          <w:color w:val="888888"/>
+          <w:sz w:val="18"/>
+          <w:szCs w:val="18"/>
+        </w:rPr>
+        <w:t xml:space="preserve">   |   </w:t>
       </w:r>
       <w:r>
         <w:rPr>
@@ -903,7 +942,7 @@
         <w:pBdr>
           <w:bottom w:val="single" w:color="1A1A1A" w:sz="6" w:space="2"/>
         </w:pBdr>
-        <w:spacing w:after="90" w:before="220"/>
+        <w:spacing w:after="120" w:before="320"/>
       </w:pPr>
       <w:r>
         <w:rPr>

--- a/files/Ima_Kennerly_Resume_ProductionDevelopment.docx
+++ b/files/Ima_Kennerly_Resume_ProductionDevelopment.docx
@@ -30,7 +30,7 @@
           <w:sz w:val="18"/>
           <w:szCs w:val="18"/>
         </w:rPr>
-        <w:t xml:space="preserve">Syracuse, NY  |  Portland, OR  •  503-933-1006  •  iak06@outlook.com  •  Reel: youtu.be/Tta5cUtNBYk</w:t>
+        <w:t xml:space="preserve">919 E Genesee St Unit 474, Syracuse NY 13210  |  Portland, OR  •  503-933-1006  •  iak06@outlook.com  •  Reel: youtu.be/Tta5cUtNBYk</w:t>
       </w:r>
     </w:p>
     <w:p>

--- a/files/Ima_Kennerly_Resume_ProductionDevelopment.docx
+++ b/files/Ima_Kennerly_Resume_ProductionDevelopment.docx
@@ -223,7 +223,25 @@
           <w:sz w:val="20"/>
           <w:szCs w:val="20"/>
         </w:rPr>
-        <w:t xml:space="preserve">Lead a 15-person crew and manage full resource allocation for a zero-budget independent narrative short (est. 10 min); script selected for the Babelfest Playwright Festival.</w:t>
+        <w:t xml:space="preserve">Lead a 15-person crew and manage full resource allocation for a zero-budget independent narrative short (est. 10 min).</w:t>
+      </w:r>
+    </w:p>
+    <w:p>
+      <w:pPr>
+        <w:pStyle w:val="ListParagraph"/>
+        <w:numPr>
+          <w:ilvl w:val="0"/>
+          <w:numId w:val="2"/>
+        </w:numPr>
+        <w:spacing w:after="70"/>
+      </w:pPr>
+      <w:r>
+        <w:rPr>
+          <w:rFonts w:ascii="Calibri" w:cs="Calibri" w:eastAsia="Calibri" w:hAnsi="Calibri"/>
+          <w:sz w:val="20"/>
+          <w:szCs w:val="20"/>
+        </w:rPr>
+        <w:t xml:space="preserve">Selected for the Babelfest Playwright Competition; co-directed the stage adaptation of the script.</w:t>
       </w:r>
     </w:p>
     <w:p>

--- a/files/Ima_Kennerly_Resume_ProductionDevelopment.docx
+++ b/files/Ima_Kennerly_Resume_ProductionDevelopment.docx
@@ -994,7 +994,7 @@
           <w:sz w:val="20"/>
           <w:szCs w:val="20"/>
         </w:rPr>
-        <w:t xml:space="preserve">Final Draft, Studio System, IMDbPro, Premiere Pro, Final Cut Pro, Excel/Google Sheets (advanced budgeting), Outlook</w:t>
+        <w:t xml:space="preserve">StudioBinder, Final Draft, Studio System, IMDbPro, Premiere Pro, Final Cut Pro, Excel/Google Sheets (advanced budgeting), Outlook</w:t>
       </w:r>
     </w:p>
     <w:p>
@@ -1040,7 +1040,7 @@
           <w:sz w:val="20"/>
           <w:szCs w:val="20"/>
         </w:rPr>
-        <w:t xml:space="preserve">English (Native), French (Professional Working Proficiency, B2–C1), Spanish (Conversational)</w:t>
+        <w:t xml:space="preserve">English (Native), French (Professional Working Proficiency, B2–C1)</w:t>
       </w:r>
     </w:p>
     <w:sectPr>
